--- a/ECcourse/homework4.docx
+++ b/ECcourse/homework4.docx
@@ -70,6 +70,9 @@
       <w:pPr>
         <w:pStyle w:val="Title"/>
         <w:spacing w:before="233"/>
+        <w:rPr>
+          <w:spacing w:val="-5"/>
+        </w:rPr>
       </w:pPr>
       <w:r>
         <w:t>Assignment</w:t>
@@ -111,19 +114,19 @@
         <w:t>1</w:t>
       </w:r>
       <w:r>
-        <w:t>1</w:t>
+        <w:t>0</w:t>
       </w:r>
       <w:r>
         <w:t>/</w:t>
       </w:r>
       <w:r>
-        <w:t>3</w:t>
+        <w:t>29</w:t>
       </w:r>
       <w:r>
         <w:t>/202</w:t>
       </w:r>
       <w:r>
-        <w:t>5</w:t>
+        <w:t>6</w:t>
       </w:r>
       <w:r>
         <w:rPr>
@@ -148,6 +151,21 @@
         <w:t>elC</w:t>
       </w:r>
       <w:proofErr w:type="spellEnd"/>
+    </w:p>
+    <w:p>
+      <w:pPr>
+        <w:pStyle w:val="Title"/>
+        <w:spacing w:before="229"/>
+        <w:ind w:right="7"/>
+      </w:pPr>
+      <w:r>
+        <w:rPr>
+          <w:spacing w:val="-5"/>
+        </w:rPr>
+        <w:t>The use of generative AI tools is allowed</w:t>
+      </w:r>
+      <w:bookmarkStart w:id="0" w:name="_GoBack"/>
+      <w:bookmarkEnd w:id="0"/>
     </w:p>
     <w:p>
       <w:pPr>
@@ -1628,7 +1646,6 @@
         </w:rPr>
         <w:t xml:space="preserve"> </w:t>
       </w:r>
-      <w:bookmarkStart w:id="0" w:name="_GoBack"/>
       <w:r>
         <w:rPr>
           <w:rFonts w:ascii="Book Antiqua"/>
@@ -1660,7 +1677,6 @@
         </w:rPr>
         <w:t>points]</w:t>
       </w:r>
-      <w:bookmarkEnd w:id="0"/>
       <w:r>
         <w:rPr>
           <w:rFonts w:ascii="Book Antiqua"/>
@@ -3678,7 +3694,7 @@
           </mc:Choice>
           <mc:Fallback>
             <w:pict>
-              <v:shape w14:anchorId="1AFD2D9F" id="Graphic 2" o:spid="_x0000_s1026" style="position:absolute;margin-left:513.9pt;margin-top:9.45pt;width:17.65pt;height:.1pt;z-index:15728640;visibility:visible;mso-wrap-style:square;mso-wrap-distance-left:0;mso-wrap-distance-top:0;mso-wrap-distance-right:0;mso-wrap-distance-bottom:0;mso-position-horizontal:absolute;mso-position-horizontal-relative:page;mso-position-vertical:absolute;mso-position-vertical-relative:text;v-text-anchor:top" coordsize="224154,1270" o:gfxdata="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" path="m,l224028,e" filled="f" strokeweight=".35pt">
+              <v:shape w14:anchorId="5CCA29C7" id="Graphic 2" o:spid="_x0000_s1026" style="position:absolute;margin-left:513.9pt;margin-top:9.45pt;width:17.65pt;height:.1pt;z-index:15728640;visibility:visible;mso-wrap-style:square;mso-wrap-distance-left:0;mso-wrap-distance-top:0;mso-wrap-distance-right:0;mso-wrap-distance-bottom:0;mso-position-horizontal:absolute;mso-position-horizontal-relative:page;mso-position-vertical:absolute;mso-position-vertical-relative:text;v-text-anchor:top" coordsize="224154,1270" o:gfxdata="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" path="m,l224028,e" filled="f" strokeweight=".35pt">
                 <v:path arrowok="t"/>
                 <w10:wrap anchorx="page"/>
               </v:shape>
@@ -4088,7 +4104,7 @@
           </mc:Choice>
           <mc:Fallback>
             <w:pict>
-              <v:group w14:anchorId="6B487139" id="Group 3" o:spid="_x0000_s1026" style="position:absolute;margin-left:121.6pt;margin-top:-43.25pt;width:368.8pt;height:265.8pt;z-index:-15793152;mso-wrap-distance-left:0;mso-wrap-distance-right:0;mso-position-horizontal-relative:page" coordsize="46837,33756" o:gfxdata="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">
+              <v:group w14:anchorId="00B4B286" id="Group 3" o:spid="_x0000_s1026" style="position:absolute;margin-left:121.6pt;margin-top:-43.25pt;width:368.8pt;height:265.8pt;z-index:-15793152;mso-wrap-distance-left:0;mso-wrap-distance-right:0;mso-position-horizontal-relative:page" coordsize="46837,33756" o:gfxdata="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">
                 <v:shapetype id="_x0000_t75" coordsize="21600,21600" o:spt="75" o:preferrelative="t" path="m@4@5l@4@11@9@11@9@5xe" filled="f" stroked="f">
                   <v:stroke joinstyle="miter"/>
                   <v:formulas>
@@ -6941,6 +6957,7 @@
   <w:style w:type="paragraph" w:styleId="Title">
     <w:name w:val="Title"/>
     <w:basedOn w:val="Normal"/>
+    <w:link w:val="TitleChar"/>
     <w:uiPriority w:val="10"/>
     <w:qFormat/>
     <w:pPr>
@@ -6968,6 +6985,18 @@
     <w:basedOn w:val="Normal"/>
     <w:uiPriority w:val="1"/>
     <w:qFormat/>
+  </w:style>
+  <w:style w:type="character" w:customStyle="1" w:styleId="TitleChar">
+    <w:name w:val="Title Char"/>
+    <w:basedOn w:val="DefaultParagraphFont"/>
+    <w:link w:val="Title"/>
+    <w:uiPriority w:val="10"/>
+    <w:rsid w:val="006E5C17"/>
+    <w:rPr>
+      <w:rFonts w:ascii="Garamond" w:eastAsia="Garamond" w:hAnsi="Garamond" w:cs="Garamond"/>
+      <w:sz w:val="34"/>
+      <w:szCs w:val="34"/>
+    </w:rPr>
   </w:style>
 </w:styles>
 </file>
